--- a/static/docx/tubular/Ficha_Tecnica_Fleece2.20_INTELA.docx
+++ b/static/docx/tubular/Ficha_Tecnica_Fleece2.20_INTELA.docx
@@ -1058,7 +1058,7 @@
     </w:tbl>
     <w:p>
       <w:pPr>
-        <w:spacing w:before="0" w:after="0"/>
+        <w:spacing w:before="0" w:after="0" w:line="100" w:lineRule="exact"/>
       </w:pPr>
     </w:p>
     <w:p>
@@ -2193,7 +2193,7 @@
     </w:tbl>
     <w:p>
       <w:pPr>
-        <w:spacing w:before="0" w:after="0"/>
+        <w:spacing w:before="0" w:after="0" w:line="100" w:lineRule="exact"/>
       </w:pPr>
     </w:p>
     <w:p>
@@ -2250,7 +2250,7 @@
     </w:tbl>
     <w:p>
       <w:pPr>
-        <w:spacing w:before="0" w:after="0"/>
+        <w:spacing w:before="0" w:after="0" w:line="100" w:lineRule="exact"/>
       </w:pPr>
     </w:p>
     <w:tbl>
@@ -2414,7 +2414,7 @@
     </w:tbl>
     <w:sectPr>
       <w:pgSz w:w="11906" w:h="16838"/>
-      <w:pgMar w:top="680" w:right="850" w:bottom="680" w:left="850" w:header="720" w:footer="720" w:gutter="0"/>
+      <w:pgMar w:top="220" w:right="850" w:bottom="220" w:left="850" w:header="720" w:footer="720" w:gutter="0"/>
       <w:cols w:space="720"/>
       <w:docGrid w:linePitch="360"/>
     </w:sectPr>
